--- a/research/aie_submission_2026-09-01/03_Cover_Letter.docx
+++ b/research/aie_submission_2026-09-01/03_Cover_Letter.docx
@@ -16,8 +16,21 @@
         <w:spacing w:after="140"/>
       </w:pPr>
       <w:r>
-        <w:t xml:space="preserve">To the Editors, </w:t>
-      </w:r>
+        <w:t xml:space="preserve">6 September 2026</w:t>
+      </w:r>
+    </w:p>
+    <w:p>
+      <w:pPr>
+        <w:spacing w:after="140"/>
+      </w:pPr>
+      <w:r>
+        <w:t xml:space="preserve">The Editors</w:t>
+      </w:r>
+    </w:p>
+    <w:p>
+      <w:pPr>
+        <w:spacing w:after="140"/>
+      </w:pPr>
       <w:r>
         <w:rPr>
           <w:i/>
@@ -30,6 +43,22 @@
         <w:spacing w:after="140"/>
       </w:pPr>
       <w:r>
+        <w:t xml:space="preserve">Springer Nature</w:t>
+      </w:r>
+    </w:p>
+    <w:p>
+      <w:pPr>
+        <w:spacing w:after="140"/>
+      </w:pPr>
+      <w:r>
+        <w:t xml:space="preserve">Dear Editors,</w:t>
+      </w:r>
+    </w:p>
+    <w:p>
+      <w:pPr>
+        <w:spacing w:after="140"/>
+      </w:pPr>
+      <w:r>
         <w:t xml:space="preserve">We submit </w:t>
       </w:r>
       <w:r>
@@ -50,6 +79,20 @@
         <w:rPr>
           <w:b/>
         </w:rPr>
+        <w:t xml:space="preserve">Submission details.</w:t>
+      </w:r>
+      <w:r>
+        <w:t xml:space="preserve"> Article type: original research. Length approximately 10,900 words, excluding tables and references. Nine tables, no figures, three appendices and 35 references. Two authors, Phillip Wikes and Ubayet Hossain, FRM. Corresponding author Phillip Wikes, info@jrsstandard.com. Neither author holds an institutional affiliation and both contributed in a personal professional capacity.</w:t>
+      </w:r>
+    </w:p>
+    <w:p>
+      <w:pPr>
+        <w:spacing w:after="140"/>
+      </w:pPr>
+      <w:r>
+        <w:rPr>
+          <w:b/>
+        </w:rPr>
         <w:t xml:space="preserve">What the paper examines.</w:t>
       </w:r>
       <w:r>
@@ -132,6 +175,57 @@
       </w:pPr>
       <w:r>
         <w:t xml:space="preserve">We would be glad to supply the corpus, the reference classification, the reviewer instructions and the analysis scripts to reviewers on request.</w:t>
+      </w:r>
+    </w:p>
+    <w:p>
+      <w:pPr>
+        <w:spacing w:after="140"/>
+      </w:pPr>
+      <w:r>
+        <w:t xml:space="preserve">Thank you for considering the manuscript.</w:t>
+      </w:r>
+    </w:p>
+    <w:p>
+      <w:pPr>
+        <w:spacing w:after="140"/>
+      </w:pPr>
+      <w:r>
+        <w:t xml:space="preserve">Yours sincerely,</w:t>
+      </w:r>
+    </w:p>
+    <w:p>
+      <w:pPr>
+        <w:spacing w:after="140"/>
+      </w:pPr>
+      <w:r>
+        <w:rPr>
+          <w:b/>
+        </w:rPr>
+        <w:t xml:space="preserve">Phillip Wikes</w:t>
+      </w:r>
+    </w:p>
+    <w:p>
+      <w:pPr>
+        <w:spacing w:after="140"/>
+      </w:pPr>
+      <w:r>
+        <w:t xml:space="preserve">Corresponding author, on behalf of both authors</w:t>
+      </w:r>
+    </w:p>
+    <w:p>
+      <w:pPr>
+        <w:spacing w:after="140"/>
+      </w:pPr>
+      <w:r>
+        <w:t xml:space="preserve">Creator of the Justification Review Standard</w:t>
+      </w:r>
+    </w:p>
+    <w:p>
+      <w:pPr>
+        <w:spacing w:after="140"/>
+      </w:pPr>
+      <w:r>
+        <w:t xml:space="preserve">info@jrsstandard.com</w:t>
       </w:r>
     </w:p>
     <w:sectPr>

--- a/research/aie_submission_2026-09-01/03_Cover_Letter.docx
+++ b/research/aie_submission_2026-09-01/03_Cover_Letter.docx
@@ -16,7 +16,7 @@
         <w:spacing w:after="140"/>
       </w:pPr>
       <w:r>
-        <w:t xml:space="preserve">6 September 2026</w:t>
+        <w:t xml:space="preserve">September 6, 2026</w:t>
       </w:r>
     </w:p>
     <w:p>
@@ -82,7 +82,7 @@
         <w:t xml:space="preserve">Submission details.</w:t>
       </w:r>
       <w:r>
-        <w:t xml:space="preserve"> Article type: original research. Length approximately 10,900 words, excluding tables and references. Nine tables, no figures, three appendices and 35 references. Two authors, Phillip Wikes and Ubayet Hossain, FRM. Corresponding author Phillip Wikes, info@jrsstandard.com. Neither author holds an institutional affiliation and both contributed in a personal professional capacity.</w:t>
+        <w:t xml:space="preserve"> Article type: original research. Length approximately 10,900 words, excluding tables and references. Nine tables, no figures, three appendices and 35 references. Two authors, Phillip Wikes and Ubayet Hossain, FRM. Corresponding author Phillip Wikes, info@jrsstandard.com.</w:t>
       </w:r>
     </w:p>
     <w:p>
@@ -166,7 +166,7 @@
         <w:t xml:space="preserve">Anonymisation.</w:t>
       </w:r>
       <w:r>
-        <w:t xml:space="preserve"> The manuscript has been anonymised for double-blind review. Author names, affiliations, the named contributor roster and the acknowledgements are on the separate title page.</w:t>
+        <w:t xml:space="preserve"> The manuscript has been anonymised for double-anonymous review. Author-identifying information has been provided separately through the submission system.</w:t>
       </w:r>
     </w:p>
     <w:p>

--- a/research/aie_submission_2026-09-01/03_Cover_Letter.docx
+++ b/research/aie_submission_2026-09-01/03_Cover_Letter.docx
@@ -4,16 +4,7 @@
   <w:body>
     <w:p>
       <w:pPr>
-        <w:pStyle w:val="Heading1"/>
-        <w:spacing w:after="140"/>
-      </w:pPr>
-      <w:r>
-        <w:t xml:space="preserve">Cover letter</w:t>
-      </w:r>
-    </w:p>
-    <w:p>
-      <w:pPr>
-        <w:spacing w:after="140"/>
+        <w:spacing w:after="70"/>
       </w:pPr>
       <w:r>
         <w:t xml:space="preserve">September 6, 2026</w:t>
@@ -21,34 +12,30 @@
     </w:p>
     <w:p>
       <w:pPr>
-        <w:spacing w:after="140"/>
+        <w:spacing w:after="70"/>
       </w:pPr>
       <w:r>
         <w:t xml:space="preserve">The Editors</w:t>
       </w:r>
-    </w:p>
-    <w:p>
-      <w:pPr>
-        <w:spacing w:after="140"/>
-      </w:pPr>
+      <w:r>
+        <w:br/>
+      </w:r>
       <w:r>
         <w:rPr>
           <w:i/>
         </w:rPr>
         <w:t xml:space="preserve">AI and Ethics</w:t>
       </w:r>
-    </w:p>
-    <w:p>
-      <w:pPr>
-        <w:spacing w:after="140"/>
-      </w:pPr>
+      <w:r>
+        <w:br/>
+      </w:r>
       <w:r>
         <w:t xml:space="preserve">Springer Nature</w:t>
       </w:r>
     </w:p>
     <w:p>
       <w:pPr>
-        <w:spacing w:after="140"/>
+        <w:spacing w:after="70"/>
       </w:pPr>
       <w:r>
         <w:t xml:space="preserve">Dear Editors,</w:t>
@@ -56,7 +43,7 @@
     </w:p>
     <w:p>
       <w:pPr>
-        <w:spacing w:after="140"/>
+        <w:spacing w:after="70"/>
       </w:pPr>
       <w:r>
         <w:t xml:space="preserve">We submit </w:t>
@@ -73,7 +60,7 @@
     </w:p>
     <w:p>
       <w:pPr>
-        <w:spacing w:after="140"/>
+        <w:spacing w:after="70"/>
       </w:pPr>
       <w:r>
         <w:rPr>
@@ -87,7 +74,7 @@
     </w:p>
     <w:p>
       <w:pPr>
-        <w:spacing w:after="140"/>
+        <w:spacing w:after="70"/>
       </w:pPr>
       <w:r>
         <w:rPr>
@@ -101,7 +88,7 @@
     </w:p>
     <w:p>
       <w:pPr>
-        <w:spacing w:after="140"/>
+        <w:spacing w:after="70"/>
       </w:pPr>
       <w:r>
         <w:rPr>
@@ -115,7 +102,7 @@
     </w:p>
     <w:p>
       <w:pPr>
-        <w:spacing w:after="140"/>
+        <w:spacing w:after="70"/>
       </w:pPr>
       <w:r>
         <w:rPr>
@@ -129,7 +116,7 @@
     </w:p>
     <w:p>
       <w:pPr>
-        <w:spacing w:after="140"/>
+        <w:spacing w:after="70"/>
       </w:pPr>
       <w:r>
         <w:rPr>
@@ -143,7 +130,7 @@
     </w:p>
     <w:p>
       <w:pPr>
-        <w:spacing w:after="140"/>
+        <w:spacing w:after="70"/>
       </w:pPr>
       <w:r>
         <w:rPr>
@@ -157,7 +144,7 @@
     </w:p>
     <w:p>
       <w:pPr>
-        <w:spacing w:after="140"/>
+        <w:spacing w:after="70"/>
       </w:pPr>
       <w:r>
         <w:rPr>
@@ -171,7 +158,7 @@
     </w:p>
     <w:p>
       <w:pPr>
-        <w:spacing w:after="140"/>
+        <w:spacing w:after="70"/>
       </w:pPr>
       <w:r>
         <w:t xml:space="preserve">We would be glad to supply the corpus, the reference classification, the reviewer instructions and the analysis scripts to reviewers on request.</w:t>
@@ -179,7 +166,7 @@
     </w:p>
     <w:p>
       <w:pPr>
-        <w:spacing w:after="140"/>
+        <w:spacing w:after="70"/>
       </w:pPr>
       <w:r>
         <w:t xml:space="preserve">Thank you for considering the manuscript.</w:t>
@@ -187,7 +174,7 @@
     </w:p>
     <w:p>
       <w:pPr>
-        <w:spacing w:after="140"/>
+        <w:spacing w:after="70"/>
       </w:pPr>
       <w:r>
         <w:t xml:space="preserve">Yours sincerely,</w:t>
@@ -195,7 +182,7 @@
     </w:p>
     <w:p>
       <w:pPr>
-        <w:spacing w:after="140"/>
+        <w:spacing w:after="70"/>
       </w:pPr>
       <w:r>
         <w:rPr>
@@ -203,34 +190,28 @@
         </w:rPr>
         <w:t xml:space="preserve">Phillip Wikes</w:t>
       </w:r>
-    </w:p>
-    <w:p>
-      <w:pPr>
-        <w:spacing w:after="140"/>
-      </w:pPr>
+      <w:r>
+        <w:br/>
+      </w:r>
       <w:r>
         <w:t xml:space="preserve">Corresponding author, on behalf of both authors</w:t>
       </w:r>
-    </w:p>
-    <w:p>
-      <w:pPr>
-        <w:spacing w:after="140"/>
-      </w:pPr>
+      <w:r>
+        <w:br/>
+      </w:r>
       <w:r>
         <w:t xml:space="preserve">Creator of the Justification Review Standard</w:t>
       </w:r>
-    </w:p>
-    <w:p>
-      <w:pPr>
-        <w:spacing w:after="140"/>
-      </w:pPr>
+      <w:r>
+        <w:br/>
+      </w:r>
       <w:r>
         <w:t xml:space="preserve">info@jrsstandard.com</w:t>
       </w:r>
     </w:p>
     <w:sectPr>
       <w:pgSz w:w="12240" w:h="15840"/>
-      <w:pgMar w:top="1440" w:right="1440" w:bottom="1440" w:left="1440"/>
+      <w:pgMar w:top="1080" w:right="1080" w:bottom="1080" w:left="1080"/>
     </w:sectPr>
   </w:body>
 </w:document>
